--- a/tests/corpus/word-rules/E-section-continuous-headers.docx
+++ b/tests/corpus/word-rules/E-section-continuous-headers.docx
@@ -214,6 +214,9 @@
 <file path=word/header1.xml><?xml version="1.0" encoding="utf-8"?>
 <w:hdr xmlns:w="http://schemas.openxmlformats.org/wordprocessingml/2006/main" xmlns:r="http://schemas.openxmlformats.org/officeDocument/2006/relationships">
   <w:p>
+    <w:pPr>
+      <w:spacing w:line="240" w:lineRule="exact"/>
+    </w:pPr>
     <w:r>
       <w:t xml:space="preserve">Header A</w:t>
     </w:r>
@@ -224,6 +227,9 @@
 <file path=word/header2.xml><?xml version="1.0" encoding="utf-8"?>
 <w:hdr xmlns:w="http://schemas.openxmlformats.org/wordprocessingml/2006/main" xmlns:r="http://schemas.openxmlformats.org/officeDocument/2006/relationships">
   <w:p>
+    <w:pPr>
+      <w:spacing w:line="240" w:lineRule="exact"/>
+    </w:pPr>
     <w:r>
       <w:t xml:space="preserve">Header B</w:t>
     </w:r>
